--- a/03_Problem3_Expected_Credit_Loss_IFRS9_CECL/reports/financial_impact_reporting_packaging/ECL_Financial_Impact_Report.docx
+++ b/03_Problem3_Expected_Credit_Loss_IFRS9_CECL/reports/financial_impact_reporting_packaging/ECL_Financial_Impact_Report.docx
@@ -37,6 +37,38 @@
     <w:p>
       <w:r>
         <w:t>An outcome-free IFRS9 staging rubric and tier-differentiated LGD (Notebooks 30-31), validated statistically and packaged as a self-tested standalone calculator (Notebook 32), was applied to 91,783 real holdout customers. Compared to Notebook 08's flat-LGD, outcome-based-staging approach, this changes recognized loss by $4,617,593 -- the flat-LGD, outcome-based-staging approach was UNDER-recognizing loss on this real holdout -- moving to tier-differentiated LGD with outcome-free staging surfaces regulatory/under-provisioning risk the flat approach was hiding. Reporting under CECL instead of IFRS9 would require an additional $603,424 day-one reserve. A CFO should hold a stress capital buffer of at least $3,715,620 for adverse macro conditions. Automating the dual-standard reconciliation and statistical re-validation this pipeline performs is estimated to pay back its $70,000 implementation cost in 8.4 months.</w:t>
+      </w:r>
+    </w:p>
+    <w:p>
+      <w:r>
+        <w:rPr>
+          <w:b/>
+        </w:rPr>
+        <w:t>Business Impact — Modeled Estimate, Not Audited Value</w:t>
+      </w:r>
+    </w:p>
+    <w:p>
+      <w:r>
+        <w:rPr>
+          <w:b w:val="0"/>
+        </w:rPr>
+        <w:t>The $4,617,593 IFRS9-vs-flat reserve change and $603,424 CECL-vs-IFRS9 day-one delta are self-computed under this report's own documented staging/LGD assumptions (Notebooks 30–32) — they have not been audited by a third party or realized as an actual regulatory capital or reserve outcome.</w:t>
+      </w:r>
+    </w:p>
+    <w:p>
+      <w:r>
+        <w:rPr>
+          <w:b/>
+        </w:rPr>
+        <w:t>Independent Audit Status</w:t>
+      </w:r>
+    </w:p>
+    <w:p>
+      <w:r>
+        <w:rPr>
+          <w:b w:val="0"/>
+        </w:rPr>
+        <w:t>This project was developed as an independent portfolio body of work and has not undergone formal validation, audit, or sign-off by a financial institution's model risk management (SR 11-7 or equivalent) function, a third-party auditor, or a regulator. All model outputs, risk metrics, and business-impact figures in this report are self-computed under the assumptions stated herein and have not been realized in a live production environment at a financial institution.</w:t>
       </w:r>
     </w:p>
     <w:p>
